--- a/lab1/Отчет_ЛР1.docx
+++ b/lab1/Отчет_ЛР1.docx
@@ -197,7 +197,19 @@
         <w:rPr>
           <w:lang w:val="ru-RU"/>
         </w:rPr>
-        <w:t xml:space="preserve">студентки </w:t>
+        <w:t>студент</w:t>
+      </w:r>
+      <w:r>
+        <w:rPr>
+          <w:lang w:val="ru-RU"/>
+        </w:rPr>
+        <w:t>а</w:t>
+      </w:r>
+      <w:r>
+        <w:rPr>
+          <w:lang w:val="ru-RU"/>
+        </w:rPr>
+        <w:t xml:space="preserve"> </w:t>
       </w:r>
       <w:r>
         <w:rPr>
@@ -279,9 +291,6 @@
       <w:pPr>
         <w:spacing w:after="120" w:line="360" w:lineRule="auto"/>
         <w:jc w:val="center"/>
-        <w:rPr>
-          <w:lang w:val="ru-BY"/>
-        </w:rPr>
       </w:pPr>
       <w:r>
         <w:rPr>
@@ -382,7 +391,7 @@
         <w:jc w:val="both"/>
       </w:pPr>
       <w:r>
-        <w:t>разработать приложение на языке Python с графическим интерфейсом, в котором цвет можно задавать тремя способами: ползунком, полем ввода и выбором из системной палитры;</w:t>
+        <w:t>разработать приложение с графическим интерфейсом, в котором цвет можно задавать тремя способами: ползунком, полем ввода и выбором из системной палитры;</w:t>
       </w:r>
     </w:p>
     <w:p>
@@ -476,23 +485,7 @@
         <w:jc w:val="both"/>
       </w:pPr>
       <w:r>
-        <w:t>Модель CMYK (</w:t>
-      </w:r>
-      <w:proofErr w:type="spellStart"/>
-      <w:r>
-        <w:t>Cyan</w:t>
-      </w:r>
-      <w:proofErr w:type="spellEnd"/>
-      <w:r>
-        <w:t xml:space="preserve">, </w:t>
-      </w:r>
-      <w:proofErr w:type="spellStart"/>
-      <w:r>
-        <w:t>Magenta</w:t>
-      </w:r>
-      <w:proofErr w:type="spellEnd"/>
-      <w:r>
-        <w:t xml:space="preserve">, Yellow, Key) является субтрактивной аппаратно-зависимой четырёхканальной моделью и представляет собой улучшение модели CMY. Результирующий цвет получается вычитанием яркости из белого: в основании координат находится белый цвет, а в максимуме </w:t>
+        <w:t xml:space="preserve">Модель CMYK (Cyan, Magenta, Yellow, Key) является субтрактивной аппаратно-зависимой четырёхканальной моделью и представляет собой улучшение модели CMY. Результирующий цвет получается вычитанием яркости из белого: в основании координат находится белый цвет, а в максимуме </w:t>
       </w:r>
       <w:r>
         <w:rPr>
@@ -511,31 +504,7 @@
         <w:jc w:val="both"/>
       </w:pPr>
       <w:r>
-        <w:t>Модель HLS (</w:t>
-      </w:r>
-      <w:proofErr w:type="spellStart"/>
-      <w:r>
-        <w:t>Hue</w:t>
-      </w:r>
-      <w:proofErr w:type="spellEnd"/>
-      <w:r>
-        <w:t xml:space="preserve">, </w:t>
-      </w:r>
-      <w:proofErr w:type="spellStart"/>
-      <w:r>
-        <w:t>Lightness</w:t>
-      </w:r>
-      <w:proofErr w:type="spellEnd"/>
-      <w:r>
-        <w:t xml:space="preserve">, </w:t>
-      </w:r>
-      <w:proofErr w:type="spellStart"/>
-      <w:r>
-        <w:t>Saturation</w:t>
-      </w:r>
-      <w:proofErr w:type="spellEnd"/>
-      <w:r>
-        <w:t xml:space="preserve">) относится к интуитивным (перцептивным) моделям, которые базируются на восприятии цвета человеком, а не на технической реализации его воспроизведения. Такие модели позволяют обращаться с цветом на интуитивно понятном уровне и упрощают согласование цветов: после установки значения светлоты можно отдельно настраивать цветность. Компонента H задаёт цветовой тон как угол на цветовом круге от 0 до 360 градусов, компонента L задаёт светлоту от 0 до 100 %, компонента S </w:t>
+        <w:t xml:space="preserve">Модель HLS (Hue, Lightness, Saturation) относится к интуитивным (перцептивным) моделям, которые базируются на восприятии цвета человеком, а не на технической реализации его воспроизведения. Такие модели позволяют обращаться с цветом на интуитивно понятном уровне и упрощают согласование цветов: после установки значения светлоты можно отдельно настраивать цветность. Компонента H задаёт цветовой тон как угол на цветовом круге от 0 до 360 градусов, компонента L задаёт светлоту от 0 до 100 %, компонента S </w:t>
       </w:r>
       <w:r>
         <w:rPr>
@@ -591,15 +560,7 @@
         <w:jc w:val="center"/>
       </w:pPr>
       <w:r>
-        <w:t xml:space="preserve">K = </w:t>
-      </w:r>
-      <w:proofErr w:type="spellStart"/>
-      <w:r>
-        <w:t>min</w:t>
-      </w:r>
-      <w:proofErr w:type="spellEnd"/>
-      <w:r>
-        <w:t>(1 − R/255, 1 − G/255, 1 − B/255)</w:t>
+        <w:t>K = min(1 − R/255, 1 − G/255, 1 − B/255)</w:t>
       </w:r>
     </w:p>
     <w:p>
@@ -687,9 +648,6 @@
         <w:t xml:space="preserve">где C, M, Y, K </w:t>
       </w:r>
       <w:r>
-        <w:rPr>
-          <w:lang w:val="ru-RU"/>
-        </w:rPr>
         <w:t>-</w:t>
       </w:r>
       <w:r>
@@ -712,99 +670,35 @@
         <w:jc w:val="center"/>
       </w:pPr>
       <w:r>
-        <w:t>L = (</w:t>
-      </w:r>
-      <w:proofErr w:type="spellStart"/>
-      <w:r>
-        <w:t>max</w:t>
-      </w:r>
-      <w:proofErr w:type="spellEnd"/>
-      <w:r>
-        <w:t xml:space="preserve"> + </w:t>
-      </w:r>
-      <w:proofErr w:type="spellStart"/>
-      <w:r>
-        <w:t>min</w:t>
-      </w:r>
-      <w:proofErr w:type="spellEnd"/>
-      <w:r>
-        <w:t>) / 2</w:t>
-      </w:r>
-    </w:p>
-    <w:p>
-      <w:pPr>
-        <w:spacing w:line="360" w:lineRule="auto"/>
-        <w:jc w:val="center"/>
-      </w:pPr>
-      <w:r>
-        <w:t xml:space="preserve">S = d / (2 − </w:t>
-      </w:r>
-      <w:proofErr w:type="spellStart"/>
-      <w:r>
-        <w:t>max</w:t>
-      </w:r>
-      <w:proofErr w:type="spellEnd"/>
-      <w:r>
-        <w:t xml:space="preserve"> − </w:t>
-      </w:r>
-      <w:proofErr w:type="spellStart"/>
-      <w:r>
-        <w:t>min</w:t>
-      </w:r>
-      <w:proofErr w:type="spellEnd"/>
-      <w:r>
-        <w:t>), если L &gt; 0.5</w:t>
-      </w:r>
-    </w:p>
-    <w:p>
-      <w:pPr>
-        <w:spacing w:line="360" w:lineRule="auto"/>
-        <w:jc w:val="center"/>
-      </w:pPr>
-      <w:r>
-        <w:t>S = d / (</w:t>
-      </w:r>
-      <w:proofErr w:type="spellStart"/>
-      <w:r>
-        <w:t>max</w:t>
-      </w:r>
-      <w:proofErr w:type="spellEnd"/>
-      <w:r>
-        <w:t xml:space="preserve"> + </w:t>
-      </w:r>
-      <w:proofErr w:type="spellStart"/>
-      <w:r>
-        <w:t>min</w:t>
-      </w:r>
-      <w:proofErr w:type="spellEnd"/>
-      <w:r>
-        <w:t>), если L ≤ 0.5</w:t>
-      </w:r>
-    </w:p>
-    <w:p>
-      <w:pPr>
-        <w:spacing w:line="360" w:lineRule="auto"/>
-        <w:ind w:firstLine="709"/>
-        <w:jc w:val="both"/>
-      </w:pPr>
-      <w:r>
-        <w:t xml:space="preserve">где d = </w:t>
-      </w:r>
-      <w:proofErr w:type="spellStart"/>
-      <w:r>
-        <w:t>max</w:t>
-      </w:r>
-      <w:proofErr w:type="spellEnd"/>
-      <w:r>
-        <w:t xml:space="preserve"> − </w:t>
-      </w:r>
-      <w:proofErr w:type="spellStart"/>
-      <w:r>
-        <w:t>min</w:t>
-      </w:r>
-      <w:proofErr w:type="spellEnd"/>
-      <w:r>
-        <w:t>. Тон H вычисляется отдельно в зависимости от того, какой канал оказался максимальным: если максимален R, то H = 60 · ((G − B) / d) по модулю 360; если максимален G, то H = 60 · ((B − R) / d + 2); если максимален B, то H = 60 · ((R − G) / d + 4). При d = 0 цвет является серым, насыщенность равна нулю, а тон не определён.</w:t>
+        <w:t>L = (max + min) / 2</w:t>
+      </w:r>
+    </w:p>
+    <w:p>
+      <w:pPr>
+        <w:spacing w:line="360" w:lineRule="auto"/>
+        <w:jc w:val="center"/>
+      </w:pPr>
+      <w:r>
+        <w:t>S = d / (2 − max − min), если L &gt; 0.5</w:t>
+      </w:r>
+    </w:p>
+    <w:p>
+      <w:pPr>
+        <w:spacing w:line="360" w:lineRule="auto"/>
+        <w:jc w:val="center"/>
+      </w:pPr>
+      <w:r>
+        <w:t>S = d / (max + min), если L ≤ 0.5</w:t>
+      </w:r>
+    </w:p>
+    <w:p>
+      <w:pPr>
+        <w:spacing w:line="360" w:lineRule="auto"/>
+        <w:ind w:firstLine="709"/>
+        <w:jc w:val="both"/>
+      </w:pPr>
+      <w:r>
+        <w:t>где d = max − min. Тон H вычисляется отдельно в зависимости от того, какой канал оказался максимальным: если максимален R, то H = 60 · ((G − B) / d) по модулю 360; если максимален G, то H = 60 · ((B − R) / d + 2); если максимален B, то H = 60 · ((R − G) / d + 4). При d = 0 цвет является серым, насыщенность равна нулю, а тон не определён.</w:t>
       </w:r>
     </w:p>
     <w:p>
@@ -875,205 +769,61 @@
         <w:jc w:val="both"/>
       </w:pPr>
       <w:r>
-        <w:t xml:space="preserve">Приложение реализовано на языке Python с использованием стандартной библиотеки </w:t>
-      </w:r>
-      <w:proofErr w:type="spellStart"/>
-      <w:r>
-        <w:t>Tkinter</w:t>
-      </w:r>
-      <w:proofErr w:type="spellEnd"/>
-      <w:r>
-        <w:t xml:space="preserve">, не требующей дополнительной установки. Общая структура программы включает три блока: блок функций преобразования цветовых моделей, класс </w:t>
-      </w:r>
-      <w:proofErr w:type="spellStart"/>
-      <w:r>
-        <w:t>ColorApp</w:t>
-      </w:r>
-      <w:proofErr w:type="spellEnd"/>
-      <w:r>
-        <w:t>, описывающий графический интерфейс, и точку входа.</w:t>
-      </w:r>
-    </w:p>
-    <w:p>
-      <w:pPr>
-        <w:spacing w:line="360" w:lineRule="auto"/>
-        <w:ind w:firstLine="709"/>
-        <w:jc w:val="both"/>
-      </w:pPr>
-      <w:r>
-        <w:t xml:space="preserve">В блоке функций преобразования реализованы шесть функций: </w:t>
-      </w:r>
-      <w:proofErr w:type="spellStart"/>
-      <w:r>
-        <w:t>rgb_to_cmyk</w:t>
-      </w:r>
-      <w:proofErr w:type="spellEnd"/>
-      <w:r>
-        <w:t xml:space="preserve">, </w:t>
-      </w:r>
-      <w:proofErr w:type="spellStart"/>
-      <w:r>
-        <w:t>cmyk_to_rgb</w:t>
-      </w:r>
-      <w:proofErr w:type="spellEnd"/>
-      <w:r>
-        <w:t xml:space="preserve">, </w:t>
-      </w:r>
-      <w:proofErr w:type="spellStart"/>
-      <w:r>
-        <w:t>hue_to_rgb</w:t>
-      </w:r>
-      <w:proofErr w:type="spellEnd"/>
-      <w:r>
-        <w:t xml:space="preserve">, </w:t>
-      </w:r>
-      <w:proofErr w:type="spellStart"/>
-      <w:r>
-        <w:t>rgb_to_hls</w:t>
-      </w:r>
-      <w:proofErr w:type="spellEnd"/>
-      <w:r>
-        <w:t xml:space="preserve">, </w:t>
-      </w:r>
-      <w:proofErr w:type="spellStart"/>
-      <w:r>
-        <w:t>hls_to_rgb</w:t>
-      </w:r>
-      <w:proofErr w:type="spellEnd"/>
-      <w:r>
-        <w:t xml:space="preserve"> и </w:t>
+        <w:t>Приложение реализовано на языке Python с использованием стандартной библиотеки Tkinter, не требующей дополнительной установки. Общая структура программы включает три блока: блок функций преобразования цветовых моделей, класс ColorApp, описывающий графический интерфейс, и точку входа.</w:t>
+      </w:r>
+    </w:p>
+    <w:p>
+      <w:pPr>
+        <w:spacing w:line="360" w:lineRule="auto"/>
+        <w:ind w:firstLine="709"/>
+        <w:jc w:val="both"/>
+      </w:pPr>
+      <w:r>
+        <w:t xml:space="preserve">В блоке функций преобразования реализованы шесть функций: rgb_to_cmyk, cmyk_to_rgb, hue_to_rgb, rgb_to_hls, hls_to_rgb и </w:t>
       </w:r>
       <w:r>
         <w:lastRenderedPageBreak/>
-        <w:t xml:space="preserve">вспомогательная </w:t>
-      </w:r>
-      <w:proofErr w:type="spellStart"/>
-      <w:r>
-        <w:t>clamp</w:t>
-      </w:r>
-      <w:proofErr w:type="spellEnd"/>
-      <w:r>
-        <w:t>, ограничивающая введённое пользователем значение допустимым диапазоном. Функции возвращают целые числа, поскольку интерфейс отображает значения в целочисленном виде.</w:t>
-      </w:r>
-    </w:p>
-    <w:p>
-      <w:pPr>
-        <w:spacing w:line="360" w:lineRule="auto"/>
-        <w:ind w:firstLine="709"/>
-        <w:jc w:val="both"/>
-      </w:pPr>
-      <w:r>
-        <w:t xml:space="preserve">Класс </w:t>
-      </w:r>
-      <w:proofErr w:type="spellStart"/>
-      <w:r>
-        <w:t>ColorApp</w:t>
-      </w:r>
-      <w:proofErr w:type="spellEnd"/>
-      <w:r>
-        <w:t xml:space="preserve"> хранит состояние цвета в девяти переменных типа </w:t>
-      </w:r>
-      <w:proofErr w:type="spellStart"/>
-      <w:r>
-        <w:t>IntVar</w:t>
-      </w:r>
-      <w:proofErr w:type="spellEnd"/>
-      <w:r>
-        <w:t xml:space="preserve">: три для RGB, четыре для CMYK и три для HLS. Такая структура позволяет связать каждую компоненту одновременно с ползунком </w:t>
-      </w:r>
-      <w:proofErr w:type="spellStart"/>
-      <w:r>
-        <w:t>Scale</w:t>
-      </w:r>
-      <w:proofErr w:type="spellEnd"/>
-      <w:r>
-        <w:t xml:space="preserve"> и полем ввода </w:t>
-      </w:r>
-      <w:proofErr w:type="spellStart"/>
-      <w:r>
-        <w:t>Entry</w:t>
-      </w:r>
-      <w:proofErr w:type="spellEnd"/>
-      <w:r>
-        <w:t>: изменение одной переменной автоматически отражается в обоих виджетах. Порядок компонент модели HLS выбран стандартным: сначала H, затем L, затем S.</w:t>
-      </w:r>
-    </w:p>
-    <w:p>
-      <w:pPr>
-        <w:spacing w:line="360" w:lineRule="auto"/>
-        <w:ind w:firstLine="709"/>
-        <w:jc w:val="both"/>
-      </w:pPr>
-      <w:r>
-        <w:t xml:space="preserve">Для предотвращения бесконечной рекурсии в классе используется логический флаг </w:t>
-      </w:r>
-      <w:proofErr w:type="spellStart"/>
-      <w:r>
-        <w:t>updating</w:t>
-      </w:r>
-      <w:proofErr w:type="spellEnd"/>
-      <w:r>
-        <w:t xml:space="preserve">. Дело в том, что метод </w:t>
-      </w:r>
-      <w:proofErr w:type="spellStart"/>
-      <w:r>
-        <w:t>set</w:t>
-      </w:r>
-      <w:proofErr w:type="spellEnd"/>
-      <w:r>
-        <w:t xml:space="preserve">() переменной </w:t>
-      </w:r>
-      <w:proofErr w:type="spellStart"/>
-      <w:r>
-        <w:t>IntVar</w:t>
-      </w:r>
-      <w:proofErr w:type="spellEnd"/>
-      <w:r>
-        <w:t xml:space="preserve"> вызывает обновление связанного ползунка, который, в свою очередь, порождает событие </w:t>
-      </w:r>
-      <w:proofErr w:type="spellStart"/>
-      <w:r>
-        <w:t>command</w:t>
-      </w:r>
-      <w:proofErr w:type="spellEnd"/>
-      <w:r>
-        <w:t xml:space="preserve"> и повторный вызов пересчёта. Флаг сообщает программе, что текущее изменение является программным, а не пользовательским, и обработку следует пропустить.</w:t>
-      </w:r>
-    </w:p>
-    <w:p>
-      <w:pPr>
-        <w:spacing w:line="360" w:lineRule="auto"/>
-        <w:ind w:firstLine="709"/>
-        <w:jc w:val="both"/>
-      </w:pPr>
-      <w:r>
-        <w:t xml:space="preserve">Метод </w:t>
-      </w:r>
-      <w:proofErr w:type="spellStart"/>
-      <w:r>
-        <w:t>update_all</w:t>
-      </w:r>
-      <w:proofErr w:type="spellEnd"/>
-      <w:r>
-        <w:t xml:space="preserve"> является центральным: он принимает имя модели-источника, получает из неё значения RGB, а затем пересчитывает две оставшиеся модели. Модель-источник при этом намеренно не перезаписывается, чтобы избежать потери пользовательского ввода из-за округления при обратных преобразованиях. По завершении пересчёта обновляется прямоугольник предпросмотра, заливаемый текущим цветом в формате #RRGGBB.</w:t>
-      </w:r>
-    </w:p>
-    <w:p>
-      <w:pPr>
-        <w:spacing w:line="360" w:lineRule="auto"/>
-        <w:ind w:firstLine="709"/>
-        <w:jc w:val="both"/>
-      </w:pPr>
-      <w:r>
-        <w:t xml:space="preserve">Выбор цвета из системной палитры реализован через стандартный диалог </w:t>
-      </w:r>
-      <w:proofErr w:type="spellStart"/>
-      <w:r>
-        <w:t>colorchooser.askcolor</w:t>
-      </w:r>
-      <w:proofErr w:type="spellEnd"/>
-      <w:r>
-        <w:t>, возвращающий кортеж с координатами RGB и шестнадцатеричной строкой. После выбора значения записываются в переменные RGB, и вызывается полный пересчёт.</w:t>
+        <w:t>вспомогательная clamp, ограничивающая введённое пользователем значение допустимым диапазоном. Функции возвращают целые числа, поскольку интерфейс отображает значения в целочисленном виде.</w:t>
+      </w:r>
+    </w:p>
+    <w:p>
+      <w:pPr>
+        <w:spacing w:line="360" w:lineRule="auto"/>
+        <w:ind w:firstLine="709"/>
+        <w:jc w:val="both"/>
+      </w:pPr>
+      <w:r>
+        <w:t>Класс ColorApp хранит состояние цвета в девяти переменных типа IntVar: три для RGB, четыре для CMYK и три для HLS. Такая структура позволяет связать каждую компоненту одновременно с ползунком Scale и полем ввода Entry: изменение одной переменной автоматически отражается в обоих виджетах. Порядок компонент модели HLS выбран стандартным: сначала H, затем L, затем S.</w:t>
+      </w:r>
+    </w:p>
+    <w:p>
+      <w:pPr>
+        <w:spacing w:line="360" w:lineRule="auto"/>
+        <w:ind w:firstLine="709"/>
+        <w:jc w:val="both"/>
+      </w:pPr>
+      <w:r>
+        <w:t>Для предотвращения бесконечной рекурсии в классе используется логический флаг updating. Дело в том, что метод set() переменной IntVar вызывает обновление связанного ползунка, который, в свою очередь, порождает событие command и повторный вызов пересчёта. Флаг сообщает программе, что текущее изменение является программным, а не пользовательским, и обработку следует пропустить.</w:t>
+      </w:r>
+    </w:p>
+    <w:p>
+      <w:pPr>
+        <w:spacing w:line="360" w:lineRule="auto"/>
+        <w:ind w:firstLine="709"/>
+        <w:jc w:val="both"/>
+      </w:pPr>
+      <w:r>
+        <w:t>Метод update_all является центральным: он принимает имя модели-источника, получает из неё значения RGB, а затем пересчитывает две оставшиеся модели. Модель-источник при этом намеренно не перезаписывается, чтобы избежать потери пользовательского ввода из-за округления при обратных преобразованиях. По завершении пересчёта обновляется прямоугольник предпросмотра, заливаемый текущим цветом в формате #RRGGBB.</w:t>
+      </w:r>
+    </w:p>
+    <w:p>
+      <w:pPr>
+        <w:spacing w:line="360" w:lineRule="auto"/>
+        <w:ind w:firstLine="709"/>
+        <w:jc w:val="both"/>
+      </w:pPr>
+      <w:r>
+        <w:t>Выбор цвета из системной палитры реализован через стандартный диалог colorchooser.askcolor, возвращающий кортеж с координатами RGB и шестнадцатеричной строкой. После выбора значения записываются в переменные RGB, и вызывается полный пересчёт.</w:t>
       </w:r>
     </w:p>
     <w:p>
@@ -1125,6 +875,7 @@
       </w:pPr>
       <w:r>
         <w:rPr>
+          <w:noProof/>
           <w:lang w:val="ru-RU"/>
         </w:rPr>
         <w:drawing>
@@ -1188,6 +939,7 @@
       </w:pPr>
       <w:r>
         <w:rPr>
+          <w:noProof/>
           <w:lang w:val="ru-RU"/>
         </w:rPr>
         <w:drawing>
@@ -1251,6 +1003,7 @@
       </w:pPr>
       <w:r>
         <w:rPr>
+          <w:noProof/>
           <w:lang w:val="ru-RU"/>
         </w:rPr>
         <w:lastRenderedPageBreak/>
@@ -1315,6 +1068,7 @@
       </w:pPr>
       <w:r>
         <w:rPr>
+          <w:noProof/>
           <w:lang w:val="ru-RU"/>
         </w:rPr>
         <w:drawing>
@@ -1378,6 +1132,7 @@
       </w:pPr>
       <w:r>
         <w:rPr>
+          <w:noProof/>
           <w:lang w:val="ru-RU"/>
         </w:rPr>
         <w:lastRenderedPageBreak/>
@@ -1480,15 +1235,7 @@
         </w:rPr>
       </w:pPr>
       <w:r>
-        <w:t xml:space="preserve">Разработано приложение на языке Python с графическим интерфейсом на базе </w:t>
-      </w:r>
-      <w:proofErr w:type="spellStart"/>
-      <w:r>
-        <w:t>Tkinter</w:t>
-      </w:r>
-      <w:proofErr w:type="spellEnd"/>
-      <w:r>
-        <w:t>, позволяющее задавать цвет тремя способами в каждой из трёх моделей и автоматически пересчитывать остальные представления цвета при изменении любой компоненты.</w:t>
+        <w:t>Разработано приложение на языке Python с графическим интерфейсом на базе Tkinter, позволяющее задавать цвет тремя способами в каждой из трёх моделей и автоматически пересчитывать остальные представления цвета при изменении любой компоненты.</w:t>
       </w:r>
     </w:p>
     <w:p>
@@ -2418,6 +2165,7 @@
   <w:style w:type="character" w:default="1" w:styleId="a0">
     <w:name w:val="Default Paragraph Font"/>
     <w:uiPriority w:val="1"/>
+    <w:semiHidden/>
     <w:unhideWhenUsed/>
   </w:style>
   <w:style w:type="table" w:default="1" w:styleId="a1">
